--- a/submission_applied_nursing_research/06_Table_2_Themes_and_Objectives.docx
+++ b/submission_applied_nursing_research/06_Table_2_Themes_and_Objectives.docx
@@ -25,6 +25,7 @@
       </w:tblGrid>
       <w:tr>
         <w:trPr>
+          <w:cantSplit/>
           <w:tblHeader w:val="true"/>
         </w:trPr>
         <w:tc>
@@ -32,6 +33,7 @@
           <w:p>
             <w:pPr>
               <w:pStyle w:val="Compact"/>
+              <w:keepNext/>
               <w:jc w:val="left"/>
             </w:pPr>
             <w:r>
@@ -44,6 +46,7 @@
           <w:p>
             <w:pPr>
               <w:pStyle w:val="Compact"/>
+              <w:keepNext/>
               <w:jc w:val="left"/>
             </w:pPr>
             <w:r>
@@ -56,6 +59,7 @@
           <w:p>
             <w:pPr>
               <w:pStyle w:val="Compact"/>
+              <w:keepNext/>
               <w:jc w:val="left"/>
             </w:pPr>
             <w:r>
@@ -68,6 +72,7 @@
           <w:p>
             <w:pPr>
               <w:pStyle w:val="Compact"/>
+              <w:keepNext/>
               <w:jc w:val="center"/>
             </w:pPr>
             <w:r>
@@ -77,11 +82,17 @@
         </w:tc>
       </w:tr>
       <w:tr>
-        <w:tc>
-          <w:tcPr/>
-          <w:p>
-            <w:pPr>
-              <w:pStyle w:val="Compact"/>
+        <w:trPr>
+          <w:cantSplit/>
+        </w:trPr>
+        <w:tc>
+          <w:tcPr>
+            <w:vMerge w:val="restart"/>
+          </w:tcPr>
+          <w:p>
+            <w:pPr>
+              <w:pStyle w:val="Compact"/>
+              <w:keepNext/>
               <w:jc w:val="left"/>
             </w:pPr>
             <w:r>
@@ -109,6 +120,7 @@
           <w:p>
             <w:pPr>
               <w:pStyle w:val="Compact"/>
+              <w:keepNext/>
               <w:jc w:val="left"/>
             </w:pPr>
             <w:r>
@@ -121,6 +133,7 @@
           <w:p>
             <w:pPr>
               <w:pStyle w:val="Compact"/>
+              <w:keepNext/>
               <w:jc w:val="left"/>
             </w:pPr>
             <w:r>
@@ -133,6 +146,7 @@
           <w:p>
             <w:pPr>
               <w:pStyle w:val="Compact"/>
+              <w:keepNext/>
               <w:jc w:val="center"/>
             </w:pPr>
             <w:r>
@@ -142,19 +156,26 @@
         </w:tc>
       </w:tr>
       <w:tr>
-        <w:tc>
-          <w:tcPr/>
-          <w:p>
-            <w:pPr>
-              <w:pStyle w:val="Compact"/>
-            </w:pPr>
-          </w:p>
-        </w:tc>
-        <w:tc>
-          <w:tcPr/>
-          <w:p>
-            <w:pPr>
-              <w:pStyle w:val="Compact"/>
+        <w:trPr>
+          <w:cantSplit/>
+        </w:trPr>
+        <w:tc>
+          <w:tcPr>
+            <w:vMerge/>
+          </w:tcPr>
+          <w:p>
+            <w:pPr>
+              <w:pStyle w:val="Compact"/>
+              <w:keepNext/>
+            </w:pPr>
+          </w:p>
+        </w:tc>
+        <w:tc>
+          <w:tcPr/>
+          <w:p>
+            <w:pPr>
+              <w:pStyle w:val="Compact"/>
+              <w:keepNext/>
               <w:jc w:val="left"/>
             </w:pPr>
             <w:r>
@@ -167,6 +188,7 @@
           <w:p>
             <w:pPr>
               <w:pStyle w:val="Compact"/>
+              <w:keepNext/>
               <w:jc w:val="left"/>
             </w:pPr>
             <w:r>
@@ -179,6 +201,7 @@
           <w:p>
             <w:pPr>
               <w:pStyle w:val="Compact"/>
+              <w:keepNext/>
               <w:jc w:val="center"/>
             </w:pPr>
             <w:r>
@@ -188,8 +211,13 @@
         </w:tc>
       </w:tr>
       <w:tr>
-        <w:tc>
-          <w:tcPr/>
+        <w:trPr>
+          <w:cantSplit/>
+        </w:trPr>
+        <w:tc>
+          <w:tcPr>
+            <w:vMerge/>
+          </w:tcPr>
           <w:p>
             <w:pPr>
               <w:pStyle w:val="Compact"/>
@@ -234,11 +262,17 @@
         </w:tc>
       </w:tr>
       <w:tr>
-        <w:tc>
-          <w:tcPr/>
-          <w:p>
-            <w:pPr>
-              <w:pStyle w:val="Compact"/>
+        <w:trPr>
+          <w:cantSplit/>
+        </w:trPr>
+        <w:tc>
+          <w:tcPr>
+            <w:vMerge w:val="restart"/>
+          </w:tcPr>
+          <w:p>
+            <w:pPr>
+              <w:pStyle w:val="Compact"/>
+              <w:keepNext/>
               <w:jc w:val="left"/>
             </w:pPr>
             <w:r>
@@ -266,6 +300,7 @@
           <w:p>
             <w:pPr>
               <w:pStyle w:val="Compact"/>
+              <w:keepNext/>
               <w:jc w:val="left"/>
             </w:pPr>
             <w:r>
@@ -278,6 +313,7 @@
           <w:p>
             <w:pPr>
               <w:pStyle w:val="Compact"/>
+              <w:keepNext/>
               <w:jc w:val="left"/>
             </w:pPr>
             <w:r>
@@ -290,6 +326,7 @@
           <w:p>
             <w:pPr>
               <w:pStyle w:val="Compact"/>
+              <w:keepNext/>
               <w:jc w:val="center"/>
             </w:pPr>
             <w:r>
@@ -299,19 +336,26 @@
         </w:tc>
       </w:tr>
       <w:tr>
-        <w:tc>
-          <w:tcPr/>
-          <w:p>
-            <w:pPr>
-              <w:pStyle w:val="Compact"/>
-            </w:pPr>
-          </w:p>
-        </w:tc>
-        <w:tc>
-          <w:tcPr/>
-          <w:p>
-            <w:pPr>
-              <w:pStyle w:val="Compact"/>
+        <w:trPr>
+          <w:cantSplit/>
+        </w:trPr>
+        <w:tc>
+          <w:tcPr>
+            <w:vMerge/>
+          </w:tcPr>
+          <w:p>
+            <w:pPr>
+              <w:pStyle w:val="Compact"/>
+              <w:keepNext/>
+            </w:pPr>
+          </w:p>
+        </w:tc>
+        <w:tc>
+          <w:tcPr/>
+          <w:p>
+            <w:pPr>
+              <w:pStyle w:val="Compact"/>
+              <w:keepNext/>
               <w:jc w:val="left"/>
             </w:pPr>
             <w:r>
@@ -324,6 +368,7 @@
           <w:p>
             <w:pPr>
               <w:pStyle w:val="Compact"/>
+              <w:keepNext/>
               <w:jc w:val="left"/>
             </w:pPr>
             <w:r>
@@ -336,6 +381,7 @@
           <w:p>
             <w:pPr>
               <w:pStyle w:val="Compact"/>
+              <w:keepNext/>
               <w:jc w:val="center"/>
             </w:pPr>
             <w:r>
@@ -345,19 +391,26 @@
         </w:tc>
       </w:tr>
       <w:tr>
-        <w:tc>
-          <w:tcPr/>
-          <w:p>
-            <w:pPr>
-              <w:pStyle w:val="Compact"/>
-            </w:pPr>
-          </w:p>
-        </w:tc>
-        <w:tc>
-          <w:tcPr/>
-          <w:p>
-            <w:pPr>
-              <w:pStyle w:val="Compact"/>
+        <w:trPr>
+          <w:cantSplit/>
+        </w:trPr>
+        <w:tc>
+          <w:tcPr>
+            <w:vMerge/>
+          </w:tcPr>
+          <w:p>
+            <w:pPr>
+              <w:pStyle w:val="Compact"/>
+              <w:keepNext/>
+            </w:pPr>
+          </w:p>
+        </w:tc>
+        <w:tc>
+          <w:tcPr/>
+          <w:p>
+            <w:pPr>
+              <w:pStyle w:val="Compact"/>
+              <w:keepNext/>
               <w:jc w:val="left"/>
             </w:pPr>
             <w:r>
@@ -370,6 +423,7 @@
           <w:p>
             <w:pPr>
               <w:pStyle w:val="Compact"/>
+              <w:keepNext/>
               <w:jc w:val="left"/>
             </w:pPr>
             <w:r>
@@ -382,6 +436,7 @@
           <w:p>
             <w:pPr>
               <w:pStyle w:val="Compact"/>
+              <w:keepNext/>
               <w:jc w:val="center"/>
             </w:pPr>
             <w:r>
@@ -391,8 +446,13 @@
         </w:tc>
       </w:tr>
       <w:tr>
-        <w:tc>
-          <w:tcPr/>
+        <w:trPr>
+          <w:cantSplit/>
+        </w:trPr>
+        <w:tc>
+          <w:tcPr>
+            <w:vMerge/>
+          </w:tcPr>
           <w:p>
             <w:pPr>
               <w:pStyle w:val="Compact"/>
@@ -419,7 +479,7 @@
               <w:jc w:val="left"/>
             </w:pPr>
             <w:r>
-              <w:t xml:space="preserve">Immediate clinical concerns prompted assessment without prior substantiation; resource-related concerns often required a fuller case.</w:t>
+              <w:t xml:space="preserve">Immediate clinical concerns prompted assessment without requiring additional substantiation; resource-related concerns often required a fuller case.</w:t>
             </w:r>
           </w:p>
         </w:tc>
@@ -437,11 +497,17 @@
         </w:tc>
       </w:tr>
       <w:tr>
-        <w:tc>
-          <w:tcPr/>
-          <w:p>
-            <w:pPr>
-              <w:pStyle w:val="Compact"/>
+        <w:trPr>
+          <w:cantSplit/>
+        </w:trPr>
+        <w:tc>
+          <w:tcPr>
+            <w:vMerge w:val="restart"/>
+          </w:tcPr>
+          <w:p>
+            <w:pPr>
+              <w:pStyle w:val="Compact"/>
+              <w:keepNext/>
               <w:jc w:val="left"/>
             </w:pPr>
             <w:r>
@@ -469,6 +535,7 @@
           <w:p>
             <w:pPr>
               <w:pStyle w:val="Compact"/>
+              <w:keepNext/>
               <w:jc w:val="left"/>
             </w:pPr>
             <w:r>
@@ -481,18 +548,20 @@
           <w:p>
             <w:pPr>
               <w:pStyle w:val="Compact"/>
-              <w:jc w:val="left"/>
-            </w:pPr>
-            <w:r>
-              <w:t xml:space="preserve">Local adjustments were quicker than escalation but not consistently visible in formal quality processes.</w:t>
-            </w:r>
-          </w:p>
-        </w:tc>
-        <w:tc>
-          <w:tcPr/>
-          <w:p>
-            <w:pPr>
-              <w:pStyle w:val="Compact"/>
+              <w:keepNext/>
+              <w:jc w:val="left"/>
+            </w:pPr>
+            <w:r>
+              <w:t xml:space="preserve">Managers described local adjustments as quicker than escalation; these were not consistently visible in formal quality processes.</w:t>
+            </w:r>
+          </w:p>
+        </w:tc>
+        <w:tc>
+          <w:tcPr/>
+          <w:p>
+            <w:pPr>
+              <w:pStyle w:val="Compact"/>
+              <w:keepNext/>
               <w:jc w:val="center"/>
             </w:pPr>
             <w:r>
@@ -502,19 +571,26 @@
         </w:tc>
       </w:tr>
       <w:tr>
-        <w:tc>
-          <w:tcPr/>
-          <w:p>
-            <w:pPr>
-              <w:pStyle w:val="Compact"/>
-            </w:pPr>
-          </w:p>
-        </w:tc>
-        <w:tc>
-          <w:tcPr/>
-          <w:p>
-            <w:pPr>
-              <w:pStyle w:val="Compact"/>
+        <w:trPr>
+          <w:cantSplit/>
+        </w:trPr>
+        <w:tc>
+          <w:tcPr>
+            <w:vMerge/>
+          </w:tcPr>
+          <w:p>
+            <w:pPr>
+              <w:pStyle w:val="Compact"/>
+              <w:keepNext/>
+            </w:pPr>
+          </w:p>
+        </w:tc>
+        <w:tc>
+          <w:tcPr/>
+          <w:p>
+            <w:pPr>
+              <w:pStyle w:val="Compact"/>
+              <w:keepNext/>
               <w:jc w:val="left"/>
             </w:pPr>
             <w:r>
@@ -527,6 +603,7 @@
           <w:p>
             <w:pPr>
               <w:pStyle w:val="Compact"/>
+              <w:keepNext/>
               <w:jc w:val="left"/>
             </w:pPr>
             <w:r>
@@ -539,6 +616,7 @@
           <w:p>
             <w:pPr>
               <w:pStyle w:val="Compact"/>
+              <w:keepNext/>
               <w:jc w:val="center"/>
             </w:pPr>
             <w:r>
@@ -548,8 +626,13 @@
         </w:tc>
       </w:tr>
       <w:tr>
-        <w:tc>
-          <w:tcPr/>
+        <w:trPr>
+          <w:cantSplit/>
+        </w:trPr>
+        <w:tc>
+          <w:tcPr>
+            <w:vMerge/>
+          </w:tcPr>
           <w:p>
             <w:pPr>
               <w:pStyle w:val="Compact"/>
@@ -594,11 +677,17 @@
         </w:tc>
       </w:tr>
       <w:tr>
-        <w:tc>
-          <w:tcPr/>
-          <w:p>
-            <w:pPr>
-              <w:pStyle w:val="Compact"/>
+        <w:trPr>
+          <w:cantSplit/>
+        </w:trPr>
+        <w:tc>
+          <w:tcPr>
+            <w:vMerge w:val="restart"/>
+          </w:tcPr>
+          <w:p>
+            <w:pPr>
+              <w:pStyle w:val="Compact"/>
+              <w:keepNext/>
               <w:jc w:val="left"/>
             </w:pPr>
             <w:r>
@@ -626,6 +715,7 @@
           <w:p>
             <w:pPr>
               <w:pStyle w:val="Compact"/>
+              <w:keepNext/>
               <w:jc w:val="left"/>
             </w:pPr>
             <w:r>
@@ -638,6 +728,7 @@
           <w:p>
             <w:pPr>
               <w:pStyle w:val="Compact"/>
+              <w:keepNext/>
               <w:jc w:val="left"/>
             </w:pPr>
             <w:r>
@@ -650,6 +741,7 @@
           <w:p>
             <w:pPr>
               <w:pStyle w:val="Compact"/>
+              <w:keepNext/>
               <w:jc w:val="center"/>
             </w:pPr>
             <w:r>
@@ -659,19 +751,26 @@
         </w:tc>
       </w:tr>
       <w:tr>
-        <w:tc>
-          <w:tcPr/>
-          <w:p>
-            <w:pPr>
-              <w:pStyle w:val="Compact"/>
-            </w:pPr>
-          </w:p>
-        </w:tc>
-        <w:tc>
-          <w:tcPr/>
-          <w:p>
-            <w:pPr>
-              <w:pStyle w:val="Compact"/>
+        <w:trPr>
+          <w:cantSplit/>
+        </w:trPr>
+        <w:tc>
+          <w:tcPr>
+            <w:vMerge/>
+          </w:tcPr>
+          <w:p>
+            <w:pPr>
+              <w:pStyle w:val="Compact"/>
+              <w:keepNext/>
+            </w:pPr>
+          </w:p>
+        </w:tc>
+        <w:tc>
+          <w:tcPr/>
+          <w:p>
+            <w:pPr>
+              <w:pStyle w:val="Compact"/>
+              <w:keepNext/>
               <w:jc w:val="left"/>
             </w:pPr>
             <w:r>
@@ -684,6 +783,7 @@
           <w:p>
             <w:pPr>
               <w:pStyle w:val="Compact"/>
+              <w:keepNext/>
               <w:jc w:val="left"/>
             </w:pPr>
             <w:r>
@@ -696,6 +796,7 @@
           <w:p>
             <w:pPr>
               <w:pStyle w:val="Compact"/>
+              <w:keepNext/>
               <w:jc w:val="center"/>
             </w:pPr>
             <w:r>
@@ -705,8 +806,13 @@
         </w:tc>
       </w:tr>
       <w:tr>
-        <w:tc>
-          <w:tcPr/>
+        <w:trPr>
+          <w:cantSplit/>
+        </w:trPr>
+        <w:tc>
+          <w:tcPr>
+            <w:vMerge/>
+          </w:tcPr>
           <w:p>
             <w:pPr>
               <w:pStyle w:val="Compact"/>
